--- a/material/芯师傅ChipMaster参赛报告.docx
+++ b/material/芯师傅ChipMaster参赛报告.docx
@@ -895,7 +895,7 @@
           <w:sz w:val="24"/>
           <w:szCs w:val="24"/>
         </w:rPr>
-        <w:t xml:space="preserve">产品包含五大功能模块：AI 智能答疑、代码生成、Proteus 仿真向导、知识库、学习路径。内置知识库收录 36 条单片机核心知识点（涵盖 8051 基础、Keil 使用、Proteus 仿真、学习方法四大类），13 个可直接编译的代码模板（覆盖流水灯、按键、数码管、定时器、串口、LCD1602、PWM 等经典例程），8 个常用电路的仿真搭建向导，以及 20 项任务的四阶段学习路径。</w:t>
+        <w:t xml:space="preserve">产品包含五大功能模块：AI 智能答疑、代码生成、Proteus 仿真向导、知识库、学习路径。内置知识库收录 37 条单片机核心知识点（涵盖 8051 基础、Keil 使用、Proteus 仿真、学习方法四大类），13 个可直接编译的代码模板（覆盖流水灯、按键、数码管、定时器、串口、LCD1602、PWM 等经典例程），8 个常用电路的仿真搭建向导，以及 20 项任务的四阶段学习路径。</w:t>
       </w:r>
     </w:p>
     <w:p>
@@ -1474,7 +1474,7 @@
           <w:sz w:val="24"/>
           <w:szCs w:val="24"/>
         </w:rPr>
-        <w:t xml:space="preserve">预期成果以可量化指标呈现：内置知识库 36 条、代码模板 13 个、仿真向导 8 个、学习路径任务 20 项，全部功能在线上环境可访问、可演示，并配套项目报告、路演演示文稿与演示视频脚本等参赛材料。</w:t>
+        <w:t xml:space="preserve">预期成果以可量化指标呈现：内置知识库 37 条、代码模板 13 个、仿真向导 8 个、学习路径任务 20 项，全部功能在线上环境可访问、可演示，并配套项目报告、路演演示文稿与演示视频脚本等参赛材料。</w:t>
       </w:r>
     </w:p>
     <w:p>
@@ -1982,7 +1982,7 @@
                 <w:sz w:val="21"/>
                 <w:szCs w:val="21"/>
               </w:rPr>
-              <w:t xml:space="preserve">36 条知识点按分类浏览与关键词搜索；命中条目一键展开</w:t>
+              <w:t xml:space="preserve">37 条知识点按分类浏览与关键词搜索；命中条目一键展开</w:t>
             </w:r>
           </w:p>
         </w:tc>
@@ -6287,7 +6287,7 @@
           <w:sz w:val="21"/>
           <w:szCs w:val="21"/>
         </w:rPr>
-        <w:t xml:space="preserve">表B-1 内置知识库分类统计（36 条）</w:t>
+        <w:t xml:space="preserve">表B-1 内置知识库分类统计（37 条）</w:t>
       </w:r>
     </w:p>
     <w:tbl>
